--- a/_deliverables/L-006-post.docx
+++ b/_deliverables/L-006-post.docx
@@ -81,7 +81,44 @@
         <w:spacing w:after="80" w:before="80" w:line="300"/>
       </w:pPr>
       <w:r>
-        <w:t xml:space="preserve">This is Day 6 of a 171-lesson path I am taking publicly, from zero to a Principal Artificial Intelligence (AI) Architect role. Week one is the command line. Today is how the shell walks, and why every command you will ever run on a command line takes one of two kinds of address.</w:t>
+        <w:rPr>
+          <w:rFonts w:ascii="Calibri" w:hAnsi="Calibri" w:cs="Calibri"/>
+          <w:b/>
+          <w:sz w:val="22"/>
+        </w:rPr>
+        <w:t xml:space="preserve">From zero technical knowledge to AI literacy.</w:t>
+      </w:r>
+    </w:p>
+    <w:p>
+      <w:pPr>
+        <w:spacing w:after="80" w:before="80" w:line="300"/>
+      </w:pPr>
+      <w:r>
+        <w:rPr>
+          <w:rFonts w:ascii="Calibri" w:hAnsi="Calibri" w:cs="Calibri"/>
+          <w:sz w:val="22"/>
+        </w:rPr>
+        <w:t xml:space="preserve">Through data, cloud, MLOps, and applied GenAI systems.</w:t>
+      </w:r>
+    </w:p>
+    <w:p>
+      <w:pPr>
+        <w:spacing w:after="80" w:before="80" w:line="300"/>
+      </w:pPr>
+      <w:r>
+        <w:rPr>
+          <w:rFonts w:ascii="Calibri" w:hAnsi="Calibri" w:cs="Calibri"/>
+          <w:sz w:val="22"/>
+        </w:rPr>
+        <w:t xml:space="preserve">Day 6 of 171. Module 1: First Contact with the Terminal (Day 6).</w:t>
+      </w:r>
+    </w:p>
+    <w:p>
+      <w:pPr>
+        <w:spacing w:after="80" w:before="80" w:line="300"/>
+      </w:pPr>
+      <w:r>
+        <w:t>Today is how the shell walks, and why every command you will ever run on a command line takes one of two kinds of address.</w:t>
       </w:r>
     </w:p>
     <w:p>
